--- a/site/resume/Doddie-Prawarjito-ID.docx
+++ b/site/resume/Doddie-Prawarjito-ID.docx
@@ -16,20 +16,26 @@
       <w:pPr>
         <w:keepNext/>
         <w:keepLines/>
+        <w:spacing w:after="60"/>
       </w:pPr>
       <w:r>
         <w:rPr>
           <w:b/>
+          <w:sz w:val="21"/>
         </w:rPr>
-        <w:t>Software Developer | Aplikasi Bisnis dan Pengembangan Web</w:t>
+        <w:t>Software Engineer | Backend C#/.NET dan SQL Server</w:t>
       </w:r>
     </w:p>
     <w:p>
       <w:pPr>
         <w:keepNext/>
         <w:keepLines/>
+        <w:spacing w:after="60"/>
       </w:pPr>
       <w:r>
+        <w:rPr>
+          <w:sz w:val="21"/>
+        </w:rPr>
         <w:t>Tangerang Selatan, Banten | +62 858-8069-5449 | doddiepvroh@gmail.com</w:t>
       </w:r>
     </w:p>
@@ -37,10 +43,28 @@
       <w:pPr>
         <w:keepNext w:val="0"/>
         <w:keepLines/>
+        <w:spacing w:after="60"/>
       </w:pPr>
       <w:r>
+        <w:rPr>
+          <w:sz w:val="21"/>
+        </w:rPr>
         <w:t>linkedin.com/in/doddie-prawarjito</w:t>
       </w:r>
+      <w:r>
+        <w:rPr>
+          <w:sz w:val="21"/>
+        </w:rPr>
+        <w:t xml:space="preserve"> | Portfolio: </w:t>
+      </w:r>
+      <w:hyperlink r:id="rId9">
+        <w:r>
+          <w:rPr>
+            <w:sz w:val="21"/>
+          </w:rPr>
+          <w:t>mrrobotdude.github.io</w:t>
+        </w:r>
+      </w:hyperlink>
     </w:p>
     <w:p>
       <w:pPr>
@@ -58,7 +82,7 @@
         <w:keepLines/>
       </w:pPr>
       <w:r>
-        <w:t>Pengembang perangkat lunak yang menerjemahkan kebutuhan pengguna menjadi aplikasi bisnis, antarmuka web, dan integrasi sistem. Berpengalaman dalam pengembangan C#/.NET dan SQL Server, proses penggajian dan HR, pengembangan frontend, dukungan teknis, serta pengajaran pemrograman. Memadukan implementasi teknis dengan peningkatan kinerja basis data, validasi perhitungan, dan dokumentasi teknis yang jelas.</w:t>
+        <w:t>Software engineer yang mengembangkan aplikasi C#/.NET dan integrasi API untuk penggajian, absensi, serta operasional internal. Berpengalaman dalam optimasi kinerja SQL Server, perhitungan penggajian klien yang divalidasi bersama HR, serta pengembangan backend integrasi perangkat dan chatbot yang digunakan klien.</w:t>
       </w:r>
     </w:p>
     <w:p>
@@ -113,7 +137,7 @@
         <w:t xml:space="preserve">Web: </w:t>
       </w:r>
       <w:r>
-        <w:t>React, JavaScript, PHP, Laravel Blade, HTML, CSS, Bootstrap</w:t>
+        <w:t>React, JavaScript, HTML, CSS, Bootstrap</w:t>
       </w:r>
     </w:p>
     <w:p>
@@ -143,7 +167,7 @@
         <w:t xml:space="preserve">Praktik pengembangan: </w:t>
       </w:r>
       <w:r>
-        <w:t>Analisis kebutuhan, debugging, pengujian unit, kolaborasi QA, pengujian integrasi sistem (SIT), dokumentasi teknis</w:t>
+        <w:t>Pengujian unit, kolaborasi QA, pengujian integrasi sistem (SIT), analisis kebutuhan</w:t>
       </w:r>
     </w:p>
     <w:p>
@@ -226,26 +250,6 @@
         <w:keepLines/>
       </w:pPr>
       <w:r>
-        <w:t>Membangun penilaian kinerja HR, perhitungan target, integrasi absensi, dan distribusi kuesioner sesuai konfigurasi agar HR dapat memantau kemajuan target serta meninjau bukti pendukung.</w:t>
-      </w:r>
-    </w:p>
-    <w:p>
-      <w:pPr>
-        <w:pStyle w:val="ListBullet"/>
-        <w:keepNext w:val="0"/>
-        <w:keepLines/>
-      </w:pPr>
-      <w:r>
-        <w:t>Menerjemahkan kebutuhan pengguna Benemica Employee Self-Service (ESS) menjadi fitur absensi, cuti, lembur, dan shift, menerapkan aturan khusus klien serta mempertahankan perilaku sistem bagi klien yang tidak memerlukan perubahan.</w:t>
-      </w:r>
-    </w:p>
-    <w:p>
-      <w:pPr>
-        <w:pStyle w:val="ListBullet"/>
-        <w:keepNext w:val="0"/>
-        <w:keepLines/>
-      </w:pPr>
-      <w:r>
         <w:t>Menganalisis bug, menulis pengujian unit, berkolaborasi dengan QA, dan mendukung deployment pengembangan serta SIT; menggunakan AWS EC2 untuk server, S3 untuk gambar dan knowledge base, serta Cognito untuk autentikasi.</w:t>
       </w:r>
     </w:p>
@@ -254,7 +258,7 @@
         <w:pStyle w:val="Heading2"/>
         <w:keepNext/>
         <w:keepLines/>
-        <w:pageBreakBefore/>
+        <w:pageBreakBefore w:val="0"/>
       </w:pPr>
       <w:r>
         <w:t>PT. Alam Tehnik Semesta</w:t>
@@ -323,7 +327,7 @@
         <w:keepLines/>
       </w:pPr>
       <w:r>
-        <w:t>Menyusun dokumentasi teknis dan panduan pengguna serta membantu pengguna internal menangani kendala aplikasi dan perangkat keras.</w:t>
+        <w:t>Menyusun dokumentasi teknis dan panduan pengguna serta memberikan dukungan kepada pengguna aplikasi internal.</w:t>
       </w:r>
     </w:p>
     <w:p>
@@ -356,17 +360,7 @@
         <w:keepLines/>
       </w:pPr>
       <w:r>
-        <w:t>Mengembangkan fitur backend .NET dan frontend React untuk aplikasi percontohan penulisan karya ilmiah serta pelacakan revisi yang digunakan seorang dosen, mendukung kolaborasi mahasiswa dengan pembimbing.</w:t>
-      </w:r>
-    </w:p>
-    <w:p>
-      <w:pPr>
-        <w:pStyle w:val="ListBullet"/>
-        <w:keepNext w:val="0"/>
-        <w:keepLines/>
-      </w:pPr>
-      <w:r>
-        <w:t>Mengintegrasikan komponen frontend dengan API .NET dan menyerahkan aplikasi percontohan kepada tim magang berikutnya untuk pengembangan lanjutan.</w:t>
+        <w:t>Mengembangkan fitur backend .NET dan frontend React untuk aplikasi percontohan penulisan karya ilmiah serta pelacakan revisi yang digunakan seorang dosen; menyerahkan kelanjutan pengembangan kepada tim magang berikutnya.</w:t>
       </w:r>
     </w:p>
     <w:p>
@@ -411,7 +405,7 @@
         <w:rPr>
           <w:i/>
         </w:rPr>
-        <w:t>Proyek freelance paralel</w:t>
+        <w:t>Proyek paralel dengan pemeliharaan dan pengembangan lanjutan sesuai kebutuhan</w:t>
       </w:r>
     </w:p>
     <w:p>
@@ -421,17 +415,7 @@
         <w:keepLines/>
       </w:pPr>
       <w:r>
-        <w:t>Membangun antarmuka frontend dan mengintegrasikan API buatan rekan pada situs otomotif yang telah beroperasi menggunakan Laravel Blade, menyatukan listing kendaraan lintas cabang.</w:t>
-      </w:r>
-    </w:p>
-    <w:p>
-      <w:pPr>
-        <w:pStyle w:val="ListBullet"/>
-        <w:keepNext w:val="0"/>
-        <w:keepLines/>
-      </w:pPr>
-      <w:r>
-        <w:t>Mengimplementasikan pencarian dan penyaringan kendaraan, pelacakan referral pemasaran, serta antarmuka administrasi karyawan dan peran; tetap tersedia untuk pemeliharaan dan pengembangan lanjutan.</w:t>
+        <w:t>Membangun frontend dan mengintegrasikan API buatan rekan untuk situs otomotif yang telah beroperasi, menyatukan listing kendaraan lintas cabang dengan pencarian, penyaringan, pelacakan referral, serta antarmuka administrasi.</w:t>
       </w:r>
     </w:p>
     <w:p>
@@ -474,17 +458,7 @@
         <w:keepLines/>
       </w:pPr>
       <w:r>
-        <w:t>Memimpin praktikum pemrograman SQL dan Java Swing serta mengevaluasi tugas mahasiswa dan ujian praktikum.</w:t>
-      </w:r>
-    </w:p>
-    <w:p>
-      <w:pPr>
-        <w:pStyle w:val="ListBullet"/>
-        <w:keepNext w:val="0"/>
-        <w:keepLines/>
-      </w:pPr>
-      <w:r>
-        <w:t>Menyusun materi pembelajaran dan pelatihan yang digunakan kembali, membantu menyiapkan ujian, serta melatih asisten laboratorium baru.</w:t>
+        <w:t>Memimpin praktikum SQL dan Java Swing, mengevaluasi tugas serta ujian praktikum, menyusun materi pembelajaran yang digunakan kembali, dan melatih asisten laboratorium baru.</w:t>
       </w:r>
     </w:p>
     <w:p>
@@ -540,21 +514,12 @@
         <w:keepLines/>
       </w:pPr>
       <w:r>
-        <w:t>Digital Transformation | Simplilearn | April 2025</w:t>
-      </w:r>
-    </w:p>
-    <w:p>
-      <w:pPr>
-        <w:keepNext w:val="0"/>
-        <w:keepLines/>
-      </w:pPr>
-      <w:r>
         <w:t>IT Bootcamp Program - Cyber Security | Universitas Bina Nusantara | Agustus 2025</w:t>
       </w:r>
     </w:p>
     <w:sectPr>
-      <w:pgSz w:w="11909" w:h="16834"/>
-      <w:pgMar w:top="936" w:right="1008" w:bottom="936" w:left="1008" w:header="720" w:footer="720" w:gutter="0"/>
+      <w:pgSz w:w="11906" w:h="16838"/>
+      <w:pgMar w:top="1020" w:right="1020" w:bottom="1020" w:left="1020" w:header="454" w:footer="454" w:gutter="0"/>
       <w:cols w:space="720"/>
       <w:docGrid w:linePitch="360"/>
     </w:sectPr>
@@ -928,12 +893,12 @@
     <w:pPr>
       <w:keepNext w:val="0"/>
       <w:widowControl/>
-      <w:spacing w:after="60" w:line="247" w:lineRule="auto" w:before="0"/>
+      <w:spacing w:after="80" w:line="254" w:lineRule="auto" w:before="0"/>
     </w:pPr>
     <w:rPr>
       <w:rFonts w:ascii="Calibri" w:hAnsi="Calibri"/>
       <w:color w:val="000000"/>
-      <w:sz w:val="22"/>
+      <w:sz w:val="24"/>
       <w:lang w:val="id-ID"/>
     </w:rPr>
   </w:style>
@@ -993,7 +958,7 @@
       <w:keepNext/>
       <w:keepLines/>
       <w:widowControl/>
-      <w:spacing w:before="140" w:after="60" w:line="247" w:lineRule="auto"/>
+      <w:spacing w:before="180" w:after="80" w:line="254" w:lineRule="auto"/>
       <w:outlineLvl w:val="0"/>
     </w:pPr>
     <w:rPr>
@@ -1001,7 +966,7 @@
       <w:b/>
       <w:bCs/>
       <w:color w:val="000000"/>
-      <w:sz w:val="24"/>
+      <w:sz w:val="26"/>
       <w:szCs w:val="28"/>
     </w:rPr>
   </w:style>
@@ -1018,7 +983,7 @@
       <w:keepNext/>
       <w:keepLines/>
       <w:widowControl/>
-      <w:spacing w:before="80" w:after="60" w:line="247" w:lineRule="auto"/>
+      <w:spacing w:before="120" w:after="80" w:line="254" w:lineRule="auto"/>
       <w:outlineLvl w:val="1"/>
     </w:pPr>
     <w:rPr>
@@ -1026,7 +991,7 @@
       <w:b/>
       <w:bCs/>
       <w:color w:val="000000"/>
-      <w:sz w:val="22"/>
+      <w:sz w:val="24"/>
       <w:szCs w:val="26"/>
     </w:rPr>
   </w:style>
@@ -1282,7 +1247,7 @@
     <w:pPr>
       <w:keepNext/>
       <w:widowControl/>
-      <w:spacing w:after="60" w:line="247" w:lineRule="auto" w:before="0"/>
+      <w:spacing w:after="80" w:line="254" w:lineRule="auto" w:before="0"/>
       <w:contextualSpacing/>
     </w:pPr>
     <w:rPr>
@@ -1291,7 +1256,7 @@
       <w:color w:val="000000"/>
       <w:spacing w:val="5"/>
       <w:kern w:val="28"/>
-      <w:sz w:val="38"/>
+      <w:sz w:val="42"/>
       <w:szCs w:val="52"/>
     </w:rPr>
   </w:style>
@@ -1467,14 +1432,14 @@
       <w:numPr>
         <w:numId w:val="1"/>
       </w:numPr>
-      <w:spacing w:after="60" w:line="247" w:lineRule="auto" w:before="0"/>
+      <w:spacing w:after="80" w:line="254" w:lineRule="auto" w:before="0"/>
       <w:ind w:left="220" w:hanging="140"/>
       <w:contextualSpacing/>
     </w:pPr>
     <w:rPr>
       <w:rFonts w:ascii="Calibri" w:hAnsi="Calibri"/>
       <w:color w:val="000000"/>
-      <w:sz w:val="22"/>
+      <w:sz w:val="24"/>
     </w:rPr>
   </w:style>
   <w:style w:type="paragraph" w:styleId="ListBullet2">
